--- a/New Microsoft Word Document.docx
+++ b/New Microsoft Word Document.docx
@@ -341,6 +341,11 @@
       </w:r>
     </w:p>
     <w:p>
+      <w:r>
+        <w:t>Gambar masing masing terminal untuk API dan App yang dijalankan</w:t>
+      </w:r>
+    </w:p>
+    <w:p>
       <w:pPr>
         <w:pStyle w:val="ListParagraph"/>
         <w:numPr>
@@ -348,7 +353,155 @@
           <w:numId w:val="1"/>
         </w:numPr>
       </w:pPr>
+      <w:r>
+        <w:t>Menambahkan .gitignore</w:t>
+      </w:r>
     </w:p>
+    <w:p>
+      <w:pPr>
+        <w:jc w:val="center"/>
+      </w:pPr>
+      <w:r>
+        <w:drawing>
+          <wp:inline distT="0" distB="0" distL="0" distR="0" wp14:anchorId="54259AD2" wp14:editId="41B14ACC">
+            <wp:extent cx="5591955" cy="657317"/>
+            <wp:effectExtent l="0" t="0" r="0" b="9525"/>
+            <wp:docPr id="2003152591" name="Picture 1"/>
+            <wp:cNvGraphicFramePr>
+              <a:graphicFrameLocks xmlns:a="http://schemas.openxmlformats.org/drawingml/2006/main" noChangeAspect="1"/>
+            </wp:cNvGraphicFramePr>
+            <a:graphic xmlns:a="http://schemas.openxmlformats.org/drawingml/2006/main">
+              <a:graphicData uri="http://schemas.openxmlformats.org/drawingml/2006/picture">
+                <pic:pic xmlns:pic="http://schemas.openxmlformats.org/drawingml/2006/picture">
+                  <pic:nvPicPr>
+                    <pic:cNvPr id="2003152591" name=""/>
+                    <pic:cNvPicPr/>
+                  </pic:nvPicPr>
+                  <pic:blipFill>
+                    <a:blip r:embed="rId11"/>
+                    <a:stretch>
+                      <a:fillRect/>
+                    </a:stretch>
+                  </pic:blipFill>
+                  <pic:spPr>
+                    <a:xfrm>
+                      <a:off x="0" y="0"/>
+                      <a:ext cx="5591955" cy="657317"/>
+                    </a:xfrm>
+                    <a:prstGeom prst="rect">
+                      <a:avLst/>
+                    </a:prstGeom>
+                  </pic:spPr>
+                </pic:pic>
+              </a:graphicData>
+            </a:graphic>
+          </wp:inline>
+        </w:drawing>
+      </w:r>
+    </w:p>
+    <w:p>
+      <w:pPr>
+        <w:pStyle w:val="ListParagraph"/>
+        <w:numPr>
+          <w:ilvl w:val="0"/>
+          <w:numId w:val="1"/>
+        </w:numPr>
+      </w:pPr>
+      <w:r>
+        <w:t>Melakukan commit pertama kali dan push ke GitHub</w:t>
+      </w:r>
+    </w:p>
+    <w:p>
+      <w:pPr>
+        <w:jc w:val="center"/>
+      </w:pPr>
+      <w:r>
+        <w:lastRenderedPageBreak/>
+        <w:drawing>
+          <wp:inline distT="0" distB="0" distL="0" distR="0" wp14:anchorId="7E38EE52" wp14:editId="691BB221">
+            <wp:extent cx="4334480" cy="1114581"/>
+            <wp:effectExtent l="0" t="0" r="0" b="9525"/>
+            <wp:docPr id="679090606" name="Picture 1"/>
+            <wp:cNvGraphicFramePr>
+              <a:graphicFrameLocks xmlns:a="http://schemas.openxmlformats.org/drawingml/2006/main" noChangeAspect="1"/>
+            </wp:cNvGraphicFramePr>
+            <a:graphic xmlns:a="http://schemas.openxmlformats.org/drawingml/2006/main">
+              <a:graphicData uri="http://schemas.openxmlformats.org/drawingml/2006/picture">
+                <pic:pic xmlns:pic="http://schemas.openxmlformats.org/drawingml/2006/picture">
+                  <pic:nvPicPr>
+                    <pic:cNvPr id="679090606" name=""/>
+                    <pic:cNvPicPr/>
+                  </pic:nvPicPr>
+                  <pic:blipFill>
+                    <a:blip r:embed="rId12"/>
+                    <a:stretch>
+                      <a:fillRect/>
+                    </a:stretch>
+                  </pic:blipFill>
+                  <pic:spPr>
+                    <a:xfrm>
+                      <a:off x="0" y="0"/>
+                      <a:ext cx="4334480" cy="1114581"/>
+                    </a:xfrm>
+                    <a:prstGeom prst="rect">
+                      <a:avLst/>
+                    </a:prstGeom>
+                  </pic:spPr>
+                </pic:pic>
+              </a:graphicData>
+            </a:graphic>
+          </wp:inline>
+        </w:drawing>
+      </w:r>
+    </w:p>
+    <w:p>
+      <w:pPr>
+        <w:jc w:val="center"/>
+      </w:pPr>
+      <w:r>
+        <w:drawing>
+          <wp:inline distT="0" distB="0" distL="0" distR="0" wp14:anchorId="21133F58" wp14:editId="202BDAFF">
+            <wp:extent cx="5731510" cy="2731770"/>
+            <wp:effectExtent l="0" t="0" r="2540" b="0"/>
+            <wp:docPr id="1991833712" name="Picture 1"/>
+            <wp:cNvGraphicFramePr>
+              <a:graphicFrameLocks xmlns:a="http://schemas.openxmlformats.org/drawingml/2006/main" noChangeAspect="1"/>
+            </wp:cNvGraphicFramePr>
+            <a:graphic xmlns:a="http://schemas.openxmlformats.org/drawingml/2006/main">
+              <a:graphicData uri="http://schemas.openxmlformats.org/drawingml/2006/picture">
+                <pic:pic xmlns:pic="http://schemas.openxmlformats.org/drawingml/2006/picture">
+                  <pic:nvPicPr>
+                    <pic:cNvPr id="1991833712" name=""/>
+                    <pic:cNvPicPr/>
+                  </pic:nvPicPr>
+                  <pic:blipFill>
+                    <a:blip r:embed="rId13"/>
+                    <a:stretch>
+                      <a:fillRect/>
+                    </a:stretch>
+                  </pic:blipFill>
+                  <pic:spPr>
+                    <a:xfrm>
+                      <a:off x="0" y="0"/>
+                      <a:ext cx="5731510" cy="2731770"/>
+                    </a:xfrm>
+                    <a:prstGeom prst="rect">
+                      <a:avLst/>
+                    </a:prstGeom>
+                  </pic:spPr>
+                </pic:pic>
+              </a:graphicData>
+            </a:graphic>
+          </wp:inline>
+        </w:drawing>
+      </w:r>
+    </w:p>
+    <w:p>
+      <w:r>
+        <w:br w:type="page"/>
+      </w:r>
+    </w:p>
+    <w:p/>
     <w:sectPr>
       <w:pgSz w:w="11906" w:h="16838"/>
       <w:pgMar w:top="1440" w:right="1440" w:bottom="1440" w:left="1440" w:header="720" w:footer="720" w:gutter="0"/>
@@ -1062,6 +1215,7 @@
   <w:style w:type="character" w:default="1" w:styleId="DefaultParagraphFont">
     <w:name w:val="Default Paragraph Font"/>
     <w:uiPriority w:val="1"/>
+    <w:semiHidden/>
     <w:unhideWhenUsed/>
   </w:style>
   <w:style w:type="table" w:default="1" w:styleId="TableNormal">
